--- a/tests/testdata/excel/Word/異常系/書き込みパスワード付き.docx
+++ b/tests/testdata/excel/Word/異常系/書き込みパスワード付き.docx
@@ -425,7 +425,7 @@
     <w:link w:val="10"/>
     <w:uiPriority w:val="9"/>
     <w:qFormat/>
-    <w:rsid w:val="00A91F5A"/>
+    <w:rsid w:val="006E057C"/>
     <w:pPr>
       <w:keepNext/>
       <w:keepLines/>
@@ -448,7 +448,7 @@
     <w:semiHidden/>
     <w:unhideWhenUsed/>
     <w:qFormat/>
-    <w:rsid w:val="00A91F5A"/>
+    <w:rsid w:val="006E057C"/>
     <w:pPr>
       <w:keepNext/>
       <w:keepLines/>
@@ -471,7 +471,7 @@
     <w:semiHidden/>
     <w:unhideWhenUsed/>
     <w:qFormat/>
-    <w:rsid w:val="00A91F5A"/>
+    <w:rsid w:val="006E057C"/>
     <w:pPr>
       <w:keepNext/>
       <w:keepLines/>
@@ -493,7 +493,7 @@
     <w:semiHidden/>
     <w:unhideWhenUsed/>
     <w:qFormat/>
-    <w:rsid w:val="00A91F5A"/>
+    <w:rsid w:val="006E057C"/>
     <w:pPr>
       <w:keepNext/>
       <w:keepLines/>
@@ -514,7 +514,7 @@
     <w:semiHidden/>
     <w:unhideWhenUsed/>
     <w:qFormat/>
-    <w:rsid w:val="00A91F5A"/>
+    <w:rsid w:val="006E057C"/>
     <w:pPr>
       <w:keepNext/>
       <w:keepLines/>
@@ -536,7 +536,7 @@
     <w:semiHidden/>
     <w:unhideWhenUsed/>
     <w:qFormat/>
-    <w:rsid w:val="00A91F5A"/>
+    <w:rsid w:val="006E057C"/>
     <w:pPr>
       <w:keepNext/>
       <w:keepLines/>
@@ -558,7 +558,7 @@
     <w:semiHidden/>
     <w:unhideWhenUsed/>
     <w:qFormat/>
-    <w:rsid w:val="00A91F5A"/>
+    <w:rsid w:val="006E057C"/>
     <w:pPr>
       <w:keepNext/>
       <w:keepLines/>
@@ -580,7 +580,7 @@
     <w:semiHidden/>
     <w:unhideWhenUsed/>
     <w:qFormat/>
-    <w:rsid w:val="00A91F5A"/>
+    <w:rsid w:val="006E057C"/>
     <w:pPr>
       <w:keepNext/>
       <w:keepLines/>
@@ -602,7 +602,7 @@
     <w:semiHidden/>
     <w:unhideWhenUsed/>
     <w:qFormat/>
-    <w:rsid w:val="00A91F5A"/>
+    <w:rsid w:val="006E057C"/>
     <w:pPr>
       <w:keepNext/>
       <w:keepLines/>
@@ -647,7 +647,7 @@
     <w:basedOn w:val="a0"/>
     <w:link w:val="1"/>
     <w:uiPriority w:val="9"/>
-    <w:rsid w:val="00A91F5A"/>
+    <w:rsid w:val="006E057C"/>
     <w:rPr>
       <w:rFonts w:asciiTheme="majorHAnsi" w:eastAsiaTheme="majorEastAsia" w:hAnsiTheme="majorHAnsi" w:cstheme="majorBidi"/>
       <w:color w:val="000000" w:themeColor="text1"/>
@@ -661,7 +661,7 @@
     <w:link w:val="2"/>
     <w:uiPriority w:val="9"/>
     <w:semiHidden/>
-    <w:rsid w:val="00A91F5A"/>
+    <w:rsid w:val="006E057C"/>
     <w:rPr>
       <w:rFonts w:asciiTheme="majorHAnsi" w:eastAsiaTheme="majorEastAsia" w:hAnsiTheme="majorHAnsi" w:cstheme="majorBidi"/>
       <w:color w:val="000000" w:themeColor="text1"/>
@@ -675,7 +675,7 @@
     <w:link w:val="3"/>
     <w:uiPriority w:val="9"/>
     <w:semiHidden/>
-    <w:rsid w:val="00A91F5A"/>
+    <w:rsid w:val="006E057C"/>
     <w:rPr>
       <w:rFonts w:asciiTheme="majorHAnsi" w:eastAsiaTheme="majorEastAsia" w:hAnsiTheme="majorHAnsi" w:cstheme="majorBidi"/>
       <w:color w:val="000000" w:themeColor="text1"/>
@@ -688,7 +688,7 @@
     <w:link w:val="4"/>
     <w:uiPriority w:val="9"/>
     <w:semiHidden/>
-    <w:rsid w:val="00A91F5A"/>
+    <w:rsid w:val="006E057C"/>
     <w:rPr>
       <w:rFonts w:asciiTheme="majorHAnsi" w:eastAsiaTheme="majorEastAsia" w:hAnsiTheme="majorHAnsi" w:cstheme="majorBidi"/>
       <w:color w:val="000000" w:themeColor="text1"/>
@@ -700,7 +700,7 @@
     <w:link w:val="5"/>
     <w:uiPriority w:val="9"/>
     <w:semiHidden/>
-    <w:rsid w:val="00A91F5A"/>
+    <w:rsid w:val="006E057C"/>
     <w:rPr>
       <w:rFonts w:asciiTheme="majorHAnsi" w:eastAsiaTheme="majorEastAsia" w:hAnsiTheme="majorHAnsi" w:cstheme="majorBidi"/>
       <w:color w:val="000000" w:themeColor="text1"/>
@@ -712,7 +712,7 @@
     <w:link w:val="6"/>
     <w:uiPriority w:val="9"/>
     <w:semiHidden/>
-    <w:rsid w:val="00A91F5A"/>
+    <w:rsid w:val="006E057C"/>
     <w:rPr>
       <w:rFonts w:asciiTheme="majorHAnsi" w:eastAsiaTheme="majorEastAsia" w:hAnsiTheme="majorHAnsi" w:cstheme="majorBidi"/>
       <w:color w:val="000000" w:themeColor="text1"/>
@@ -724,7 +724,7 @@
     <w:link w:val="7"/>
     <w:uiPriority w:val="9"/>
     <w:semiHidden/>
-    <w:rsid w:val="00A91F5A"/>
+    <w:rsid w:val="006E057C"/>
     <w:rPr>
       <w:rFonts w:asciiTheme="majorHAnsi" w:eastAsiaTheme="majorEastAsia" w:hAnsiTheme="majorHAnsi" w:cstheme="majorBidi"/>
       <w:color w:val="000000" w:themeColor="text1"/>
@@ -736,7 +736,7 @@
     <w:link w:val="8"/>
     <w:uiPriority w:val="9"/>
     <w:semiHidden/>
-    <w:rsid w:val="00A91F5A"/>
+    <w:rsid w:val="006E057C"/>
     <w:rPr>
       <w:rFonts w:asciiTheme="majorHAnsi" w:eastAsiaTheme="majorEastAsia" w:hAnsiTheme="majorHAnsi" w:cstheme="majorBidi"/>
       <w:color w:val="000000" w:themeColor="text1"/>
@@ -748,7 +748,7 @@
     <w:link w:val="9"/>
     <w:uiPriority w:val="9"/>
     <w:semiHidden/>
-    <w:rsid w:val="00A91F5A"/>
+    <w:rsid w:val="006E057C"/>
     <w:rPr>
       <w:rFonts w:asciiTheme="majorHAnsi" w:eastAsiaTheme="majorEastAsia" w:hAnsiTheme="majorHAnsi" w:cstheme="majorBidi"/>
       <w:color w:val="000000" w:themeColor="text1"/>
@@ -761,7 +761,7 @@
     <w:link w:val="a4"/>
     <w:uiPriority w:val="10"/>
     <w:qFormat/>
-    <w:rsid w:val="00A91F5A"/>
+    <w:rsid w:val="006E057C"/>
     <w:pPr>
       <w:spacing w:after="80"/>
       <w:contextualSpacing/>
@@ -780,7 +780,7 @@
     <w:basedOn w:val="a0"/>
     <w:link w:val="a3"/>
     <w:uiPriority w:val="10"/>
-    <w:rsid w:val="00A91F5A"/>
+    <w:rsid w:val="006E057C"/>
     <w:rPr>
       <w:rFonts w:asciiTheme="majorHAnsi" w:eastAsiaTheme="majorEastAsia" w:hAnsiTheme="majorHAnsi" w:cstheme="majorBidi"/>
       <w:spacing w:val="-10"/>
@@ -796,7 +796,7 @@
     <w:link w:val="a6"/>
     <w:uiPriority w:val="11"/>
     <w:qFormat/>
-    <w:rsid w:val="00A91F5A"/>
+    <w:rsid w:val="006E057C"/>
     <w:pPr>
       <w:numPr>
         <w:ilvl w:val="1"/>
@@ -817,7 +817,7 @@
     <w:basedOn w:val="a0"/>
     <w:link w:val="a5"/>
     <w:uiPriority w:val="11"/>
-    <w:rsid w:val="00A91F5A"/>
+    <w:rsid w:val="006E057C"/>
     <w:rPr>
       <w:rFonts w:asciiTheme="majorHAnsi" w:eastAsiaTheme="majorEastAsia" w:hAnsiTheme="majorHAnsi" w:cstheme="majorBidi"/>
       <w:color w:val="595959" w:themeColor="text1" w:themeTint="A6"/>
@@ -833,7 +833,7 @@
     <w:link w:val="a8"/>
     <w:uiPriority w:val="29"/>
     <w:qFormat/>
-    <w:rsid w:val="00A91F5A"/>
+    <w:rsid w:val="006E057C"/>
     <w:pPr>
       <w:spacing w:before="160" w:after="160"/>
       <w:jc w:val="center"/>
@@ -849,7 +849,7 @@
     <w:basedOn w:val="a0"/>
     <w:link w:val="a7"/>
     <w:uiPriority w:val="29"/>
-    <w:rsid w:val="00A91F5A"/>
+    <w:rsid w:val="006E057C"/>
     <w:rPr>
       <w:i/>
       <w:iCs/>
@@ -861,7 +861,7 @@
     <w:basedOn w:val="a"/>
     <w:uiPriority w:val="34"/>
     <w:qFormat/>
-    <w:rsid w:val="00A91F5A"/>
+    <w:rsid w:val="006E057C"/>
     <w:pPr>
       <w:ind w:left="720"/>
       <w:contextualSpacing/>
@@ -872,7 +872,7 @@
     <w:basedOn w:val="a0"/>
     <w:uiPriority w:val="21"/>
     <w:qFormat/>
-    <w:rsid w:val="00A91F5A"/>
+    <w:rsid w:val="006E057C"/>
     <w:rPr>
       <w:i/>
       <w:iCs/>
@@ -886,7 +886,7 @@
     <w:link w:val="23"/>
     <w:uiPriority w:val="30"/>
     <w:qFormat/>
-    <w:rsid w:val="00A91F5A"/>
+    <w:rsid w:val="006E057C"/>
     <w:pPr>
       <w:pBdr>
         <w:top w:val="single" w:sz="4" w:space="10" w:color="0F4761" w:themeColor="accent1" w:themeShade="BF"/>
@@ -907,7 +907,7 @@
     <w:basedOn w:val="a0"/>
     <w:link w:val="22"/>
     <w:uiPriority w:val="30"/>
-    <w:rsid w:val="00A91F5A"/>
+    <w:rsid w:val="006E057C"/>
     <w:rPr>
       <w:i/>
       <w:iCs/>
@@ -919,7 +919,7 @@
     <w:basedOn w:val="a0"/>
     <w:uiPriority w:val="32"/>
     <w:qFormat/>
-    <w:rsid w:val="00A91F5A"/>
+    <w:rsid w:val="006E057C"/>
     <w:rPr>
       <w:b/>
       <w:bCs/>
